--- a/AI_for_Operations_Course/Assignments/Week_2_Assignment_Solution_Forecasting Model Comparison.docx
+++ b/AI_for_Operations_Course/Assignments/Week_2_Assignment_Solution_Forecasting Model Comparison.docx
@@ -9,7 +9,7 @@
         <w:jc w:val="center"/>
       </w:pPr>
       <w:r>
-        <w:t xml:space="preserve">Proxiant Academy — AI for Operations</w:t>
+        <w:t>Proxiant Academy | AI for Operations</w:t>
       </w:r>
     </w:p>
     <w:p/>
@@ -141,7 +141,7 @@
         <w:spacing w:after="80"/>
       </w:pPr>
       <w:r>
-        <w:t xml:space="preserve">80% train (864), 20% test (231)</w:t>
+        <w:t>80% train (876), 20% test (219)</w:t>
       </w:r>
     </w:p>
     <w:p>
@@ -422,7 +422,7 @@
         <w:jc w:val="center"/>
       </w:pPr>
       <w:r>
-        <w:t xml:space="preserve">www.proxiant.com</w:t>
+        <w:t>proxiant.ai</w:t>
       </w:r>
     </w:p>
     <w:sectPr>
